--- a/files/Section03_CSS.docx
+++ b/files/Section03_CSS.docx
@@ -18,7 +18,37 @@
           <w:sz w:val="44"/>
           <w:szCs w:val="44"/>
         </w:rPr>
-        <w:t>CSS — Cascading Style Sheets</w:t>
+        <w:t xml:space="preserve">CSS </w:t>
+      </w:r>
+      <w:r>
+        <w:rPr>
+          <w:rFonts w:ascii="Times New Roman" w:hAnsi="Times New Roman" w:cs="Times New Roman"/>
+          <w:b/>
+          <w:bCs/>
+          <w:sz w:val="44"/>
+          <w:szCs w:val="44"/>
+        </w:rPr>
+        <w:t>(</w:t>
+      </w:r>
+      <w:r>
+        <w:rPr>
+          <w:rFonts w:ascii="Times New Roman" w:hAnsi="Times New Roman" w:cs="Times New Roman"/>
+          <w:b/>
+          <w:bCs/>
+          <w:sz w:val="44"/>
+          <w:szCs w:val="44"/>
+        </w:rPr>
+        <w:t>Cascading Style Sheets</w:t>
+      </w:r>
+      <w:r>
+        <w:rPr>
+          <w:rFonts w:ascii="Times New Roman" w:hAnsi="Times New Roman" w:cs="Times New Roman"/>
+          <w:b/>
+          <w:bCs/>
+          <w:sz w:val="44"/>
+          <w:szCs w:val="44"/>
+        </w:rPr>
+        <w:t>)</w:t>
       </w:r>
     </w:p>
     <w:p>
@@ -50,7 +80,7 @@
         <w:rPr>
           <w:rFonts w:ascii="Times New Roman" w:hAnsi="Times New Roman" w:cs="Times New Roman"/>
         </w:rPr>
-        <w:t xml:space="preserve">CSS (Cascading Style Sheets) is the language used to control the appearance and layout of HTML documents. While HTML defines the structure of a page, CSS defines how it looks — </w:t>
+        <w:t xml:space="preserve">CSS (Cascading Style Sheets) is the language used to control the appearance and layout of HTML documents. While HTML defines the structure of a page, CSS defines how it looks  </w:t>
       </w:r>
       <w:proofErr w:type="spellStart"/>
       <w:r>
@@ -78,21 +108,7 @@
         <w:rPr>
           <w:rFonts w:ascii="Times New Roman" w:hAnsi="Times New Roman" w:cs="Times New Roman"/>
         </w:rPr>
-        <w:t xml:space="preserve">The word "cascading" refers to the order rules are applied. More specific selectors override </w:t>
-      </w:r>
-      <w:proofErr w:type="gramStart"/>
-      <w:r>
-        <w:rPr>
-          <w:rFonts w:ascii="Times New Roman" w:hAnsi="Times New Roman" w:cs="Times New Roman"/>
-        </w:rPr>
-        <w:t>less</w:t>
-      </w:r>
-      <w:proofErr w:type="gramEnd"/>
-      <w:r>
-        <w:rPr>
-          <w:rFonts w:ascii="Times New Roman" w:hAnsi="Times New Roman" w:cs="Times New Roman"/>
-        </w:rPr>
-        <w:t xml:space="preserve"> specific ones (e.g. an ID selector overrides a class selector, which overrides an element selector).</w:t>
+        <w:t>The word "cascading" refers to the order rules are applied. More specific selectors override less specific ones (e.g. an ID selector overrides a class selector, which overrides an element selector).</w:t>
       </w:r>
     </w:p>
     <w:p>
@@ -168,43 +184,7 @@
                 <w:sz w:val="18"/>
                 <w:szCs w:val="18"/>
               </w:rPr>
-              <w:t xml:space="preserve">/* selector </w:t>
-            </w:r>
-            <w:proofErr w:type="gramStart"/>
-            <w:r>
-              <w:rPr>
-                <w:rFonts w:ascii="Times New Roman" w:eastAsia="Courier New" w:hAnsi="Times New Roman" w:cs="Times New Roman"/>
-                <w:sz w:val="18"/>
-                <w:szCs w:val="18"/>
-              </w:rPr>
-              <w:t>{ property</w:t>
-            </w:r>
-            <w:proofErr w:type="gramEnd"/>
-            <w:r>
-              <w:rPr>
-                <w:rFonts w:ascii="Times New Roman" w:eastAsia="Courier New" w:hAnsi="Times New Roman" w:cs="Times New Roman"/>
-                <w:sz w:val="18"/>
-                <w:szCs w:val="18"/>
-              </w:rPr>
-              <w:t>: value</w:t>
-            </w:r>
-            <w:proofErr w:type="gramStart"/>
-            <w:r>
-              <w:rPr>
-                <w:rFonts w:ascii="Times New Roman" w:eastAsia="Courier New" w:hAnsi="Times New Roman" w:cs="Times New Roman"/>
-                <w:sz w:val="18"/>
-                <w:szCs w:val="18"/>
-              </w:rPr>
-              <w:t>; }</w:t>
-            </w:r>
-            <w:proofErr w:type="gramEnd"/>
-            <w:r>
-              <w:rPr>
-                <w:rFonts w:ascii="Times New Roman" w:eastAsia="Courier New" w:hAnsi="Times New Roman" w:cs="Times New Roman"/>
-                <w:sz w:val="18"/>
-                <w:szCs w:val="18"/>
-              </w:rPr>
-              <w:t xml:space="preserve"> */</w:t>
+              <w:t>/* selector { property: value; } */</w:t>
             </w:r>
           </w:p>
           <w:p>
@@ -294,23 +274,13 @@
                 <w:rFonts w:ascii="Times New Roman" w:hAnsi="Times New Roman" w:cs="Times New Roman"/>
               </w:rPr>
             </w:pPr>
-            <w:proofErr w:type="gramStart"/>
-            <w:r>
-              <w:rPr>
-                <w:rFonts w:ascii="Times New Roman" w:eastAsia="Courier New" w:hAnsi="Times New Roman" w:cs="Times New Roman"/>
-                <w:sz w:val="18"/>
-                <w:szCs w:val="18"/>
-              </w:rPr>
-              <w:t>.card</w:t>
-            </w:r>
-            <w:proofErr w:type="gramEnd"/>
-            <w:r>
-              <w:rPr>
-                <w:rFonts w:ascii="Times New Roman" w:eastAsia="Courier New" w:hAnsi="Times New Roman" w:cs="Times New Roman"/>
-                <w:sz w:val="18"/>
-                <w:szCs w:val="18"/>
-              </w:rPr>
-              <w:t xml:space="preserve"> {</w:t>
+            <w:r>
+              <w:rPr>
+                <w:rFonts w:ascii="Times New Roman" w:eastAsia="Courier New" w:hAnsi="Times New Roman" w:cs="Times New Roman"/>
+                <w:sz w:val="18"/>
+                <w:szCs w:val="18"/>
+              </w:rPr>
+              <w:t>.card {</w:t>
             </w:r>
           </w:p>
           <w:p>
@@ -496,23 +466,13 @@
                 <w:rFonts w:ascii="Times New Roman" w:hAnsi="Times New Roman" w:cs="Times New Roman"/>
               </w:rPr>
             </w:pPr>
-            <w:proofErr w:type="gramStart"/>
-            <w:r>
-              <w:rPr>
-                <w:rFonts w:ascii="Times New Roman" w:eastAsia="Courier New" w:hAnsi="Times New Roman" w:cs="Times New Roman"/>
-                <w:sz w:val="18"/>
-                <w:szCs w:val="18"/>
-              </w:rPr>
-              <w:t>a:hover</w:t>
-            </w:r>
-            <w:proofErr w:type="gramEnd"/>
-            <w:r>
-              <w:rPr>
-                <w:rFonts w:ascii="Times New Roman" w:eastAsia="Courier New" w:hAnsi="Times New Roman" w:cs="Times New Roman"/>
-                <w:sz w:val="18"/>
-                <w:szCs w:val="18"/>
-              </w:rPr>
-              <w:t xml:space="preserve"> {</w:t>
+            <w:r>
+              <w:rPr>
+                <w:rFonts w:ascii="Times New Roman" w:eastAsia="Courier New" w:hAnsi="Times New Roman" w:cs="Times New Roman"/>
+                <w:sz w:val="18"/>
+                <w:szCs w:val="18"/>
+              </w:rPr>
+              <w:t>a:hover {</w:t>
             </w:r>
           </w:p>
           <w:p>
@@ -612,7 +572,19 @@
         <w:rPr>
           <w:rFonts w:ascii="Times New Roman" w:hAnsi="Times New Roman" w:cs="Times New Roman"/>
         </w:rPr>
-        <w:t xml:space="preserve"> (e.g. h1, p) — targets all elements of that type.</w:t>
+        <w:t xml:space="preserve"> (e.g. h1, p) </w:t>
+      </w:r>
+      <w:r>
+        <w:rPr>
+          <w:rFonts w:ascii="Times New Roman" w:hAnsi="Times New Roman" w:cs="Times New Roman"/>
+        </w:rPr>
+        <w:t>:</w:t>
+      </w:r>
+      <w:r>
+        <w:rPr>
+          <w:rFonts w:ascii="Times New Roman" w:hAnsi="Times New Roman" w:cs="Times New Roman"/>
+        </w:rPr>
+        <w:t xml:space="preserve"> targets all elements of that type.</w:t>
       </w:r>
     </w:p>
     <w:p>
@@ -639,21 +611,19 @@
         <w:rPr>
           <w:rFonts w:ascii="Times New Roman" w:hAnsi="Times New Roman" w:cs="Times New Roman"/>
         </w:rPr>
-        <w:t xml:space="preserve"> (</w:t>
-      </w:r>
-      <w:proofErr w:type="gramStart"/>
-      <w:r>
-        <w:rPr>
-          <w:rFonts w:ascii="Times New Roman" w:hAnsi="Times New Roman" w:cs="Times New Roman"/>
-        </w:rPr>
-        <w:t>e.g. .card</w:t>
-      </w:r>
-      <w:proofErr w:type="gramEnd"/>
-      <w:r>
-        <w:rPr>
-          <w:rFonts w:ascii="Times New Roman" w:hAnsi="Times New Roman" w:cs="Times New Roman"/>
-        </w:rPr>
-        <w:t>) — targets any element with that class.</w:t>
+        <w:t xml:space="preserve"> (e.g. .card) </w:t>
+      </w:r>
+      <w:r>
+        <w:rPr>
+          <w:rFonts w:ascii="Times New Roman" w:hAnsi="Times New Roman" w:cs="Times New Roman"/>
+        </w:rPr>
+        <w:t>:</w:t>
+      </w:r>
+      <w:r>
+        <w:rPr>
+          <w:rFonts w:ascii="Times New Roman" w:hAnsi="Times New Roman" w:cs="Times New Roman"/>
+        </w:rPr>
+        <w:t xml:space="preserve"> targets any element with that class.</w:t>
       </w:r>
     </w:p>
     <w:p>
@@ -680,7 +650,19 @@
         <w:rPr>
           <w:rFonts w:ascii="Times New Roman" w:hAnsi="Times New Roman" w:cs="Times New Roman"/>
         </w:rPr>
-        <w:t xml:space="preserve"> (e.g. #main-title) — targets one unique element per page.</w:t>
+        <w:t xml:space="preserve"> (e.g. #main-title) </w:t>
+      </w:r>
+      <w:r>
+        <w:rPr>
+          <w:rFonts w:ascii="Times New Roman" w:hAnsi="Times New Roman" w:cs="Times New Roman"/>
+        </w:rPr>
+        <w:t>:</w:t>
+      </w:r>
+      <w:r>
+        <w:rPr>
+          <w:rFonts w:ascii="Times New Roman" w:hAnsi="Times New Roman" w:cs="Times New Roman"/>
+        </w:rPr>
+        <w:t xml:space="preserve"> targets one unique element per page.</w:t>
       </w:r>
     </w:p>
     <w:p>
@@ -745,7 +727,19 @@
         <w:rPr>
           <w:rFonts w:ascii="Times New Roman" w:hAnsi="Times New Roman" w:cs="Times New Roman"/>
         </w:rPr>
-        <w:t xml:space="preserve"> — the actual text, image, or child elements inside.</w:t>
+        <w:t xml:space="preserve"> </w:t>
+      </w:r>
+      <w:r>
+        <w:rPr>
+          <w:rFonts w:ascii="Times New Roman" w:hAnsi="Times New Roman" w:cs="Times New Roman"/>
+        </w:rPr>
+        <w:t>:</w:t>
+      </w:r>
+      <w:r>
+        <w:rPr>
+          <w:rFonts w:ascii="Times New Roman" w:hAnsi="Times New Roman" w:cs="Times New Roman"/>
+        </w:rPr>
+        <w:t xml:space="preserve"> the actual text, image, or child elements inside.</w:t>
       </w:r>
     </w:p>
     <w:p>
@@ -772,7 +766,19 @@
         <w:rPr>
           <w:rFonts w:ascii="Times New Roman" w:hAnsi="Times New Roman" w:cs="Times New Roman"/>
         </w:rPr>
-        <w:t xml:space="preserve"> — transparent space between the content and the border.</w:t>
+        <w:t xml:space="preserve"> </w:t>
+      </w:r>
+      <w:r>
+        <w:rPr>
+          <w:rFonts w:ascii="Times New Roman" w:hAnsi="Times New Roman" w:cs="Times New Roman"/>
+        </w:rPr>
+        <w:t>:</w:t>
+      </w:r>
+      <w:r>
+        <w:rPr>
+          <w:rFonts w:ascii="Times New Roman" w:hAnsi="Times New Roman" w:cs="Times New Roman"/>
+        </w:rPr>
+        <w:t xml:space="preserve"> transparent space between the content and the border.</w:t>
       </w:r>
     </w:p>
     <w:p>
@@ -799,7 +805,19 @@
         <w:rPr>
           <w:rFonts w:ascii="Times New Roman" w:hAnsi="Times New Roman" w:cs="Times New Roman"/>
         </w:rPr>
-        <w:t xml:space="preserve"> — a line drawn around the padding and content.</w:t>
+        <w:t xml:space="preserve"> </w:t>
+      </w:r>
+      <w:r>
+        <w:rPr>
+          <w:rFonts w:ascii="Times New Roman" w:hAnsi="Times New Roman" w:cs="Times New Roman"/>
+        </w:rPr>
+        <w:t>:</w:t>
+      </w:r>
+      <w:r>
+        <w:rPr>
+          <w:rFonts w:ascii="Times New Roman" w:hAnsi="Times New Roman" w:cs="Times New Roman"/>
+        </w:rPr>
+        <w:t xml:space="preserve"> a line drawn around the padding and content.</w:t>
       </w:r>
     </w:p>
     <w:p>
@@ -827,7 +845,19 @@
         <w:rPr>
           <w:rFonts w:ascii="Times New Roman" w:hAnsi="Times New Roman" w:cs="Times New Roman"/>
         </w:rPr>
-        <w:t xml:space="preserve"> — transparent space outside the border, separating elements.</w:t>
+        <w:t xml:space="preserve"> </w:t>
+      </w:r>
+      <w:r>
+        <w:rPr>
+          <w:rFonts w:ascii="Times New Roman" w:hAnsi="Times New Roman" w:cs="Times New Roman"/>
+        </w:rPr>
+        <w:t>:</w:t>
+      </w:r>
+      <w:r>
+        <w:rPr>
+          <w:rFonts w:ascii="Times New Roman" w:hAnsi="Times New Roman" w:cs="Times New Roman"/>
+        </w:rPr>
+        <w:t xml:space="preserve"> transparent space outside the border, separating elements.</w:t>
       </w:r>
     </w:p>
     <w:p>
@@ -859,57 +889,29 @@
                 <w:rFonts w:ascii="Times New Roman" w:hAnsi="Times New Roman" w:cs="Times New Roman"/>
               </w:rPr>
             </w:pPr>
-            <w:proofErr w:type="gramStart"/>
-            <w:r>
-              <w:rPr>
-                <w:rFonts w:ascii="Times New Roman" w:eastAsia="Courier New" w:hAnsi="Times New Roman" w:cs="Times New Roman"/>
-                <w:sz w:val="18"/>
-                <w:szCs w:val="18"/>
-              </w:rPr>
-              <w:t>.box</w:t>
-            </w:r>
-            <w:proofErr w:type="gramEnd"/>
-            <w:r>
-              <w:rPr>
-                <w:rFonts w:ascii="Times New Roman" w:eastAsia="Courier New" w:hAnsi="Times New Roman" w:cs="Times New Roman"/>
-                <w:sz w:val="18"/>
-                <w:szCs w:val="18"/>
-              </w:rPr>
-              <w:t xml:space="preserve"> {</w:t>
-            </w:r>
-          </w:p>
-          <w:p>
-            <w:pPr>
-              <w:spacing w:line="252" w:lineRule="auto"/>
-              <w:rPr>
-                <w:rFonts w:ascii="Times New Roman" w:hAnsi="Times New Roman" w:cs="Times New Roman"/>
-              </w:rPr>
-            </w:pPr>
-            <w:r>
-              <w:rPr>
-                <w:rFonts w:ascii="Times New Roman" w:eastAsia="Courier New" w:hAnsi="Times New Roman" w:cs="Times New Roman"/>
-                <w:sz w:val="18"/>
-                <w:szCs w:val="18"/>
-              </w:rPr>
-              <w:t xml:space="preserve">    margin: 20</w:t>
-            </w:r>
-            <w:proofErr w:type="gramStart"/>
-            <w:r>
-              <w:rPr>
-                <w:rFonts w:ascii="Times New Roman" w:eastAsia="Courier New" w:hAnsi="Times New Roman" w:cs="Times New Roman"/>
-                <w:sz w:val="18"/>
-                <w:szCs w:val="18"/>
-              </w:rPr>
-              <w:t xml:space="preserve">px;   </w:t>
-            </w:r>
-            <w:proofErr w:type="gramEnd"/>
-            <w:r>
-              <w:rPr>
-                <w:rFonts w:ascii="Times New Roman" w:eastAsia="Courier New" w:hAnsi="Times New Roman" w:cs="Times New Roman"/>
-                <w:sz w:val="18"/>
-                <w:szCs w:val="18"/>
-              </w:rPr>
-              <w:t xml:space="preserve">        /* Space outside the element */</w:t>
+            <w:r>
+              <w:rPr>
+                <w:rFonts w:ascii="Times New Roman" w:eastAsia="Courier New" w:hAnsi="Times New Roman" w:cs="Times New Roman"/>
+                <w:sz w:val="18"/>
+                <w:szCs w:val="18"/>
+              </w:rPr>
+              <w:t>.box {</w:t>
+            </w:r>
+          </w:p>
+          <w:p>
+            <w:pPr>
+              <w:spacing w:line="252" w:lineRule="auto"/>
+              <w:rPr>
+                <w:rFonts w:ascii="Times New Roman" w:hAnsi="Times New Roman" w:cs="Times New Roman"/>
+              </w:rPr>
+            </w:pPr>
+            <w:r>
+              <w:rPr>
+                <w:rFonts w:ascii="Times New Roman" w:eastAsia="Courier New" w:hAnsi="Times New Roman" w:cs="Times New Roman"/>
+                <w:sz w:val="18"/>
+                <w:szCs w:val="18"/>
+              </w:rPr>
+              <w:t xml:space="preserve">    margin: 20px;           /* Space outside the element */</w:t>
             </w:r>
           </w:p>
           <w:p>
@@ -941,77 +943,23 @@
                 <w:sz w:val="18"/>
                 <w:szCs w:val="18"/>
               </w:rPr>
-              <w:t xml:space="preserve">    padding: 15</w:t>
-            </w:r>
-            <w:proofErr w:type="gramStart"/>
-            <w:r>
-              <w:rPr>
-                <w:rFonts w:ascii="Times New Roman" w:eastAsia="Courier New" w:hAnsi="Times New Roman" w:cs="Times New Roman"/>
-                <w:sz w:val="18"/>
-                <w:szCs w:val="18"/>
-              </w:rPr>
-              <w:t xml:space="preserve">px;   </w:t>
-            </w:r>
-            <w:proofErr w:type="gramEnd"/>
-            <w:r>
-              <w:rPr>
-                <w:rFonts w:ascii="Times New Roman" w:eastAsia="Courier New" w:hAnsi="Times New Roman" w:cs="Times New Roman"/>
-                <w:sz w:val="18"/>
-                <w:szCs w:val="18"/>
-              </w:rPr>
-              <w:t xml:space="preserve">       /* Space inside the </w:t>
-            </w:r>
-            <w:proofErr w:type="gramStart"/>
-            <w:r>
-              <w:rPr>
-                <w:rFonts w:ascii="Times New Roman" w:eastAsia="Courier New" w:hAnsi="Times New Roman" w:cs="Times New Roman"/>
-                <w:sz w:val="18"/>
-                <w:szCs w:val="18"/>
-              </w:rPr>
-              <w:t>element  *</w:t>
-            </w:r>
-            <w:proofErr w:type="gramEnd"/>
-            <w:r>
-              <w:rPr>
-                <w:rFonts w:ascii="Times New Roman" w:eastAsia="Courier New" w:hAnsi="Times New Roman" w:cs="Times New Roman"/>
-                <w:sz w:val="18"/>
-                <w:szCs w:val="18"/>
-              </w:rPr>
-              <w:t>/</w:t>
-            </w:r>
-          </w:p>
-          <w:p>
-            <w:pPr>
-              <w:spacing w:line="252" w:lineRule="auto"/>
-              <w:rPr>
-                <w:rFonts w:ascii="Times New Roman" w:hAnsi="Times New Roman" w:cs="Times New Roman"/>
-              </w:rPr>
-            </w:pPr>
-            <w:r>
-              <w:rPr>
-                <w:rFonts w:ascii="Times New Roman" w:eastAsia="Courier New" w:hAnsi="Times New Roman" w:cs="Times New Roman"/>
-                <w:sz w:val="18"/>
-                <w:szCs w:val="18"/>
-              </w:rPr>
-              <w:t xml:space="preserve">    width: 200</w:t>
-            </w:r>
-            <w:proofErr w:type="gramStart"/>
-            <w:r>
-              <w:rPr>
-                <w:rFonts w:ascii="Times New Roman" w:eastAsia="Courier New" w:hAnsi="Times New Roman" w:cs="Times New Roman"/>
-                <w:sz w:val="18"/>
-                <w:szCs w:val="18"/>
-              </w:rPr>
-              <w:t xml:space="preserve">px;   </w:t>
-            </w:r>
-            <w:proofErr w:type="gramEnd"/>
-            <w:r>
-              <w:rPr>
-                <w:rFonts w:ascii="Times New Roman" w:eastAsia="Courier New" w:hAnsi="Times New Roman" w:cs="Times New Roman"/>
-                <w:sz w:val="18"/>
-                <w:szCs w:val="18"/>
-              </w:rPr>
-              <w:t xml:space="preserve">        /* Content width             */</w:t>
+              <w:t xml:space="preserve">    padding: 15px;          /* Space inside the element  */</w:t>
+            </w:r>
+          </w:p>
+          <w:p>
+            <w:pPr>
+              <w:spacing w:line="252" w:lineRule="auto"/>
+              <w:rPr>
+                <w:rFonts w:ascii="Times New Roman" w:hAnsi="Times New Roman" w:cs="Times New Roman"/>
+              </w:rPr>
+            </w:pPr>
+            <w:r>
+              <w:rPr>
+                <w:rFonts w:ascii="Times New Roman" w:eastAsia="Courier New" w:hAnsi="Times New Roman" w:cs="Times New Roman"/>
+                <w:sz w:val="18"/>
+                <w:szCs w:val="18"/>
+              </w:rPr>
+              <w:t xml:space="preserve">    width: 200px;           /* Content width             */</w:t>
             </w:r>
           </w:p>
           <w:p>
@@ -1154,77 +1102,23 @@
                 <w:sz w:val="18"/>
                 <w:szCs w:val="18"/>
               </w:rPr>
-              <w:t xml:space="preserve">    align-items: </w:t>
-            </w:r>
-            <w:proofErr w:type="gramStart"/>
-            <w:r>
-              <w:rPr>
-                <w:rFonts w:ascii="Times New Roman" w:eastAsia="Courier New" w:hAnsi="Times New Roman" w:cs="Times New Roman"/>
-                <w:sz w:val="18"/>
-                <w:szCs w:val="18"/>
-              </w:rPr>
-              <w:t xml:space="preserve">center;   </w:t>
-            </w:r>
-            <w:proofErr w:type="gramEnd"/>
-            <w:r>
-              <w:rPr>
-                <w:rFonts w:ascii="Times New Roman" w:eastAsia="Courier New" w:hAnsi="Times New Roman" w:cs="Times New Roman"/>
-                <w:sz w:val="18"/>
-                <w:szCs w:val="18"/>
-              </w:rPr>
-              <w:t xml:space="preserve">         /* Vertical alignment   */</w:t>
-            </w:r>
-          </w:p>
-          <w:p>
-            <w:pPr>
-              <w:spacing w:line="252" w:lineRule="auto"/>
-              <w:rPr>
-                <w:rFonts w:ascii="Times New Roman" w:hAnsi="Times New Roman" w:cs="Times New Roman"/>
-              </w:rPr>
-            </w:pPr>
-            <w:r>
-              <w:rPr>
-                <w:rFonts w:ascii="Times New Roman" w:eastAsia="Courier New" w:hAnsi="Times New Roman" w:cs="Times New Roman"/>
-                <w:sz w:val="18"/>
-                <w:szCs w:val="18"/>
-              </w:rPr>
-              <w:t xml:space="preserve">    gap: 1</w:t>
-            </w:r>
-            <w:proofErr w:type="gramStart"/>
-            <w:r>
-              <w:rPr>
-                <w:rFonts w:ascii="Times New Roman" w:eastAsia="Courier New" w:hAnsi="Times New Roman" w:cs="Times New Roman"/>
-                <w:sz w:val="18"/>
-                <w:szCs w:val="18"/>
-              </w:rPr>
-              <w:t xml:space="preserve">rem;   </w:t>
-            </w:r>
-            <w:proofErr w:type="gramEnd"/>
-            <w:r>
-              <w:rPr>
-                <w:rFonts w:ascii="Times New Roman" w:eastAsia="Courier New" w:hAnsi="Times New Roman" w:cs="Times New Roman"/>
-                <w:sz w:val="18"/>
-                <w:szCs w:val="18"/>
-              </w:rPr>
-              <w:t xml:space="preserve">                   /* Space between </w:t>
-            </w:r>
-            <w:proofErr w:type="gramStart"/>
-            <w:r>
-              <w:rPr>
-                <w:rFonts w:ascii="Times New Roman" w:eastAsia="Courier New" w:hAnsi="Times New Roman" w:cs="Times New Roman"/>
-                <w:sz w:val="18"/>
-                <w:szCs w:val="18"/>
-              </w:rPr>
-              <w:t>items  *</w:t>
-            </w:r>
-            <w:proofErr w:type="gramEnd"/>
-            <w:r>
-              <w:rPr>
-                <w:rFonts w:ascii="Times New Roman" w:eastAsia="Courier New" w:hAnsi="Times New Roman" w:cs="Times New Roman"/>
-                <w:sz w:val="18"/>
-                <w:szCs w:val="18"/>
-              </w:rPr>
-              <w:t>/</w:t>
+              <w:t xml:space="preserve">    align-items: center;            /* Vertical alignment   */</w:t>
+            </w:r>
+          </w:p>
+          <w:p>
+            <w:pPr>
+              <w:spacing w:line="252" w:lineRule="auto"/>
+              <w:rPr>
+                <w:rFonts w:ascii="Times New Roman" w:hAnsi="Times New Roman" w:cs="Times New Roman"/>
+              </w:rPr>
+            </w:pPr>
+            <w:r>
+              <w:rPr>
+                <w:rFonts w:ascii="Times New Roman" w:eastAsia="Courier New" w:hAnsi="Times New Roman" w:cs="Times New Roman"/>
+                <w:sz w:val="18"/>
+                <w:szCs w:val="18"/>
+              </w:rPr>
+              <w:t xml:space="preserve">    gap: 1rem;                      /* Space between items  */</w:t>
             </w:r>
           </w:p>
           <w:p>
@@ -1258,57 +1152,29 @@
                 <w:rFonts w:ascii="Times New Roman" w:hAnsi="Times New Roman" w:cs="Times New Roman"/>
               </w:rPr>
             </w:pPr>
-            <w:proofErr w:type="gramStart"/>
-            <w:r>
-              <w:rPr>
-                <w:rFonts w:ascii="Times New Roman" w:eastAsia="Courier New" w:hAnsi="Times New Roman" w:cs="Times New Roman"/>
-                <w:sz w:val="18"/>
-                <w:szCs w:val="18"/>
-              </w:rPr>
-              <w:t>.item</w:t>
-            </w:r>
-            <w:proofErr w:type="gramEnd"/>
-            <w:r>
-              <w:rPr>
-                <w:rFonts w:ascii="Times New Roman" w:eastAsia="Courier New" w:hAnsi="Times New Roman" w:cs="Times New Roman"/>
-                <w:sz w:val="18"/>
-                <w:szCs w:val="18"/>
-              </w:rPr>
-              <w:t xml:space="preserve"> {</w:t>
-            </w:r>
-          </w:p>
-          <w:p>
-            <w:pPr>
-              <w:spacing w:line="252" w:lineRule="auto"/>
-              <w:rPr>
-                <w:rFonts w:ascii="Times New Roman" w:hAnsi="Times New Roman" w:cs="Times New Roman"/>
-              </w:rPr>
-            </w:pPr>
-            <w:r>
-              <w:rPr>
-                <w:rFonts w:ascii="Times New Roman" w:eastAsia="Courier New" w:hAnsi="Times New Roman" w:cs="Times New Roman"/>
-                <w:sz w:val="18"/>
-                <w:szCs w:val="18"/>
-              </w:rPr>
-              <w:t xml:space="preserve">    flex: </w:t>
-            </w:r>
-            <w:proofErr w:type="gramStart"/>
-            <w:r>
-              <w:rPr>
-                <w:rFonts w:ascii="Times New Roman" w:eastAsia="Courier New" w:hAnsi="Times New Roman" w:cs="Times New Roman"/>
-                <w:sz w:val="18"/>
-                <w:szCs w:val="18"/>
-              </w:rPr>
-              <w:t xml:space="preserve">1;   </w:t>
-            </w:r>
-            <w:proofErr w:type="gramEnd"/>
-            <w:r>
-              <w:rPr>
-                <w:rFonts w:ascii="Times New Roman" w:eastAsia="Courier New" w:hAnsi="Times New Roman" w:cs="Times New Roman"/>
-                <w:sz w:val="18"/>
-                <w:szCs w:val="18"/>
-              </w:rPr>
-              <w:t xml:space="preserve">            /* Each item takes equal space */</w:t>
+            <w:r>
+              <w:rPr>
+                <w:rFonts w:ascii="Times New Roman" w:eastAsia="Courier New" w:hAnsi="Times New Roman" w:cs="Times New Roman"/>
+                <w:sz w:val="18"/>
+                <w:szCs w:val="18"/>
+              </w:rPr>
+              <w:t>.item {</w:t>
+            </w:r>
+          </w:p>
+          <w:p>
+            <w:pPr>
+              <w:spacing w:line="252" w:lineRule="auto"/>
+              <w:rPr>
+                <w:rFonts w:ascii="Times New Roman" w:hAnsi="Times New Roman" w:cs="Times New Roman"/>
+              </w:rPr>
+            </w:pPr>
+            <w:r>
+              <w:rPr>
+                <w:rFonts w:ascii="Times New Roman" w:eastAsia="Courier New" w:hAnsi="Times New Roman" w:cs="Times New Roman"/>
+                <w:sz w:val="18"/>
+                <w:szCs w:val="18"/>
+              </w:rPr>
+              <w:t xml:space="preserve">    flex: 1;               /* Each item takes equal space */</w:t>
             </w:r>
           </w:p>
           <w:p>
@@ -1827,21 +1693,7 @@
         <w:rPr>
           <w:rFonts w:ascii="Times New Roman" w:hAnsi="Times New Roman" w:cs="Times New Roman"/>
         </w:rPr>
-        <w:t xml:space="preserve"> scheme needs to change, you only update it in </w:t>
-      </w:r>
-      <w:proofErr w:type="gramStart"/>
-      <w:r>
-        <w:rPr>
-          <w:rFonts w:ascii="Times New Roman" w:hAnsi="Times New Roman" w:cs="Times New Roman"/>
-        </w:rPr>
-        <w:t>the :root</w:t>
-      </w:r>
-      <w:proofErr w:type="gramEnd"/>
-      <w:r>
-        <w:rPr>
-          <w:rFonts w:ascii="Times New Roman" w:hAnsi="Times New Roman" w:cs="Times New Roman"/>
-        </w:rPr>
-        <w:t xml:space="preserve"> block rather than throughout the entire stylesheet.</w:t>
+        <w:t xml:space="preserve"> scheme needs to change, you only update it in the :root block rather than throughout the entire stylesheet.</w:t>
       </w:r>
     </w:p>
     <w:p>
@@ -1873,23 +1725,13 @@
                 <w:rFonts w:ascii="Times New Roman" w:hAnsi="Times New Roman" w:cs="Times New Roman"/>
               </w:rPr>
             </w:pPr>
-            <w:proofErr w:type="gramStart"/>
-            <w:r>
-              <w:rPr>
-                <w:rFonts w:ascii="Times New Roman" w:eastAsia="Courier New" w:hAnsi="Times New Roman" w:cs="Times New Roman"/>
-                <w:sz w:val="18"/>
-                <w:szCs w:val="18"/>
-              </w:rPr>
-              <w:t>:root</w:t>
-            </w:r>
-            <w:proofErr w:type="gramEnd"/>
-            <w:r>
-              <w:rPr>
-                <w:rFonts w:ascii="Times New Roman" w:eastAsia="Courier New" w:hAnsi="Times New Roman" w:cs="Times New Roman"/>
-                <w:sz w:val="18"/>
-                <w:szCs w:val="18"/>
-              </w:rPr>
-              <w:t xml:space="preserve"> {</w:t>
+            <w:r>
+              <w:rPr>
+                <w:rFonts w:ascii="Times New Roman" w:eastAsia="Courier New" w:hAnsi="Times New Roman" w:cs="Times New Roman"/>
+                <w:sz w:val="18"/>
+                <w:szCs w:val="18"/>
+              </w:rPr>
+              <w:t>:root {</w:t>
             </w:r>
           </w:p>
           <w:p>
@@ -1987,159 +1829,77 @@
                 <w:rFonts w:ascii="Times New Roman" w:hAnsi="Times New Roman" w:cs="Times New Roman"/>
               </w:rPr>
             </w:pPr>
-            <w:proofErr w:type="gramStart"/>
-            <w:r>
-              <w:rPr>
-                <w:rFonts w:ascii="Times New Roman" w:eastAsia="Courier New" w:hAnsi="Times New Roman" w:cs="Times New Roman"/>
-                <w:sz w:val="18"/>
-                <w:szCs w:val="18"/>
-              </w:rPr>
-              <w:t>.button</w:t>
-            </w:r>
-            <w:proofErr w:type="gramEnd"/>
-            <w:r>
-              <w:rPr>
-                <w:rFonts w:ascii="Times New Roman" w:eastAsia="Courier New" w:hAnsi="Times New Roman" w:cs="Times New Roman"/>
-                <w:sz w:val="18"/>
-                <w:szCs w:val="18"/>
-              </w:rPr>
-              <w:t xml:space="preserve"> {</w:t>
-            </w:r>
-          </w:p>
-          <w:p>
-            <w:pPr>
-              <w:spacing w:line="252" w:lineRule="auto"/>
-              <w:rPr>
-                <w:rFonts w:ascii="Times New Roman" w:hAnsi="Times New Roman" w:cs="Times New Roman"/>
-              </w:rPr>
-            </w:pPr>
-            <w:r>
-              <w:rPr>
-                <w:rFonts w:ascii="Times New Roman" w:eastAsia="Courier New" w:hAnsi="Times New Roman" w:cs="Times New Roman"/>
-                <w:sz w:val="18"/>
-                <w:szCs w:val="18"/>
-              </w:rPr>
-              <w:t xml:space="preserve">    background-color: </w:t>
-            </w:r>
-            <w:proofErr w:type="gramStart"/>
-            <w:r>
-              <w:rPr>
-                <w:rFonts w:ascii="Times New Roman" w:eastAsia="Courier New" w:hAnsi="Times New Roman" w:cs="Times New Roman"/>
-                <w:sz w:val="18"/>
-                <w:szCs w:val="18"/>
-              </w:rPr>
-              <w:t>var(</w:t>
-            </w:r>
-            <w:proofErr w:type="gramEnd"/>
-            <w:r>
-              <w:rPr>
-                <w:rFonts w:ascii="Times New Roman" w:eastAsia="Courier New" w:hAnsi="Times New Roman" w:cs="Times New Roman"/>
-                <w:sz w:val="18"/>
-                <w:szCs w:val="18"/>
-              </w:rPr>
-              <w:t>--primary-color);</w:t>
-            </w:r>
-          </w:p>
-          <w:p>
-            <w:pPr>
-              <w:spacing w:line="252" w:lineRule="auto"/>
-              <w:rPr>
-                <w:rFonts w:ascii="Times New Roman" w:hAnsi="Times New Roman" w:cs="Times New Roman"/>
-              </w:rPr>
-            </w:pPr>
-            <w:r>
-              <w:rPr>
-                <w:rFonts w:ascii="Times New Roman" w:eastAsia="Courier New" w:hAnsi="Times New Roman" w:cs="Times New Roman"/>
-                <w:sz w:val="18"/>
-                <w:szCs w:val="18"/>
-              </w:rPr>
-              <w:t xml:space="preserve">    font-size: </w:t>
-            </w:r>
-            <w:proofErr w:type="gramStart"/>
-            <w:r>
-              <w:rPr>
-                <w:rFonts w:ascii="Times New Roman" w:eastAsia="Courier New" w:hAnsi="Times New Roman" w:cs="Times New Roman"/>
-                <w:sz w:val="18"/>
-                <w:szCs w:val="18"/>
-              </w:rPr>
-              <w:t>var(</w:t>
-            </w:r>
-            <w:proofErr w:type="gramEnd"/>
-            <w:r>
-              <w:rPr>
-                <w:rFonts w:ascii="Times New Roman" w:eastAsia="Courier New" w:hAnsi="Times New Roman" w:cs="Times New Roman"/>
-                <w:sz w:val="18"/>
-                <w:szCs w:val="18"/>
-              </w:rPr>
-              <w:t>--font-size-base);</w:t>
-            </w:r>
-          </w:p>
-          <w:p>
-            <w:pPr>
-              <w:spacing w:line="252" w:lineRule="auto"/>
-              <w:rPr>
-                <w:rFonts w:ascii="Times New Roman" w:hAnsi="Times New Roman" w:cs="Times New Roman"/>
-              </w:rPr>
-            </w:pPr>
-            <w:r>
-              <w:rPr>
-                <w:rFonts w:ascii="Times New Roman" w:eastAsia="Courier New" w:hAnsi="Times New Roman" w:cs="Times New Roman"/>
-                <w:sz w:val="18"/>
-                <w:szCs w:val="18"/>
-              </w:rPr>
-              <w:t xml:space="preserve">    border-radius: </w:t>
-            </w:r>
-            <w:proofErr w:type="gramStart"/>
-            <w:r>
-              <w:rPr>
-                <w:rFonts w:ascii="Times New Roman" w:eastAsia="Courier New" w:hAnsi="Times New Roman" w:cs="Times New Roman"/>
-                <w:sz w:val="18"/>
-                <w:szCs w:val="18"/>
-              </w:rPr>
-              <w:t>var(</w:t>
-            </w:r>
-            <w:proofErr w:type="gramEnd"/>
-            <w:r>
-              <w:rPr>
-                <w:rFonts w:ascii="Times New Roman" w:eastAsia="Courier New" w:hAnsi="Times New Roman" w:cs="Times New Roman"/>
-                <w:sz w:val="18"/>
-                <w:szCs w:val="18"/>
-              </w:rPr>
-              <w:t>--border-radius);</w:t>
-            </w:r>
-          </w:p>
-          <w:p>
-            <w:pPr>
-              <w:spacing w:line="252" w:lineRule="auto"/>
-              <w:rPr>
-                <w:rFonts w:ascii="Times New Roman" w:hAnsi="Times New Roman" w:cs="Times New Roman"/>
-              </w:rPr>
-            </w:pPr>
-            <w:r>
-              <w:rPr>
-                <w:rFonts w:ascii="Times New Roman" w:eastAsia="Courier New" w:hAnsi="Times New Roman" w:cs="Times New Roman"/>
-                <w:sz w:val="18"/>
-                <w:szCs w:val="18"/>
-              </w:rPr>
-              <w:t xml:space="preserve">    padding: </w:t>
-            </w:r>
-            <w:proofErr w:type="gramStart"/>
-            <w:r>
-              <w:rPr>
-                <w:rFonts w:ascii="Times New Roman" w:eastAsia="Courier New" w:hAnsi="Times New Roman" w:cs="Times New Roman"/>
-                <w:sz w:val="18"/>
-                <w:szCs w:val="18"/>
-              </w:rPr>
-              <w:t>var(</w:t>
-            </w:r>
-            <w:proofErr w:type="gramEnd"/>
-            <w:r>
-              <w:rPr>
-                <w:rFonts w:ascii="Times New Roman" w:eastAsia="Courier New" w:hAnsi="Times New Roman" w:cs="Times New Roman"/>
-                <w:sz w:val="18"/>
-                <w:szCs w:val="18"/>
-              </w:rPr>
-              <w:t>--spacing-md);</w:t>
+            <w:r>
+              <w:rPr>
+                <w:rFonts w:ascii="Times New Roman" w:eastAsia="Courier New" w:hAnsi="Times New Roman" w:cs="Times New Roman"/>
+                <w:sz w:val="18"/>
+                <w:szCs w:val="18"/>
+              </w:rPr>
+              <w:t>.button {</w:t>
+            </w:r>
+          </w:p>
+          <w:p>
+            <w:pPr>
+              <w:spacing w:line="252" w:lineRule="auto"/>
+              <w:rPr>
+                <w:rFonts w:ascii="Times New Roman" w:hAnsi="Times New Roman" w:cs="Times New Roman"/>
+              </w:rPr>
+            </w:pPr>
+            <w:r>
+              <w:rPr>
+                <w:rFonts w:ascii="Times New Roman" w:eastAsia="Courier New" w:hAnsi="Times New Roman" w:cs="Times New Roman"/>
+                <w:sz w:val="18"/>
+                <w:szCs w:val="18"/>
+              </w:rPr>
+              <w:t xml:space="preserve">    background-color: var(--primary-color);</w:t>
+            </w:r>
+          </w:p>
+          <w:p>
+            <w:pPr>
+              <w:spacing w:line="252" w:lineRule="auto"/>
+              <w:rPr>
+                <w:rFonts w:ascii="Times New Roman" w:hAnsi="Times New Roman" w:cs="Times New Roman"/>
+              </w:rPr>
+            </w:pPr>
+            <w:r>
+              <w:rPr>
+                <w:rFonts w:ascii="Times New Roman" w:eastAsia="Courier New" w:hAnsi="Times New Roman" w:cs="Times New Roman"/>
+                <w:sz w:val="18"/>
+                <w:szCs w:val="18"/>
+              </w:rPr>
+              <w:t xml:space="preserve">    font-size: var(--font-size-base);</w:t>
+            </w:r>
+          </w:p>
+          <w:p>
+            <w:pPr>
+              <w:spacing w:line="252" w:lineRule="auto"/>
+              <w:rPr>
+                <w:rFonts w:ascii="Times New Roman" w:hAnsi="Times New Roman" w:cs="Times New Roman"/>
+              </w:rPr>
+            </w:pPr>
+            <w:r>
+              <w:rPr>
+                <w:rFonts w:ascii="Times New Roman" w:eastAsia="Courier New" w:hAnsi="Times New Roman" w:cs="Times New Roman"/>
+                <w:sz w:val="18"/>
+                <w:szCs w:val="18"/>
+              </w:rPr>
+              <w:t xml:space="preserve">    border-radius: var(--border-radius);</w:t>
+            </w:r>
+          </w:p>
+          <w:p>
+            <w:pPr>
+              <w:spacing w:line="252" w:lineRule="auto"/>
+              <w:rPr>
+                <w:rFonts w:ascii="Times New Roman" w:hAnsi="Times New Roman" w:cs="Times New Roman"/>
+              </w:rPr>
+            </w:pPr>
+            <w:r>
+              <w:rPr>
+                <w:rFonts w:ascii="Times New Roman" w:eastAsia="Courier New" w:hAnsi="Times New Roman" w:cs="Times New Roman"/>
+                <w:sz w:val="18"/>
+                <w:szCs w:val="18"/>
+              </w:rPr>
+              <w:t xml:space="preserve">    padding: var(--spacing-md);</w:t>
             </w:r>
           </w:p>
           <w:p>
@@ -2258,7 +2018,6 @@
                 <w:rFonts w:ascii="Times New Roman" w:hAnsi="Times New Roman" w:cs="Times New Roman"/>
               </w:rPr>
             </w:pPr>
-            <w:proofErr w:type="gramStart"/>
             <w:r>
               <w:rPr>
                 <w:rFonts w:ascii="Times New Roman" w:eastAsia="Courier New" w:hAnsi="Times New Roman" w:cs="Times New Roman"/>
@@ -2277,7 +2036,6 @@
               <w:t>btn</w:t>
             </w:r>
             <w:proofErr w:type="spellEnd"/>
-            <w:proofErr w:type="gramEnd"/>
             <w:r>
               <w:rPr>
                 <w:rFonts w:ascii="Times New Roman" w:eastAsia="Courier New" w:hAnsi="Times New Roman" w:cs="Times New Roman"/>
@@ -2358,7 +2116,6 @@
                 <w:rFonts w:ascii="Times New Roman" w:hAnsi="Times New Roman" w:cs="Times New Roman"/>
               </w:rPr>
             </w:pPr>
-            <w:proofErr w:type="gramStart"/>
             <w:r>
               <w:rPr>
                 <w:rFonts w:ascii="Times New Roman" w:eastAsia="Courier New" w:hAnsi="Times New Roman" w:cs="Times New Roman"/>
@@ -2374,16 +2131,7 @@
                 <w:sz w:val="18"/>
                 <w:szCs w:val="18"/>
               </w:rPr>
-              <w:t>btn</w:t>
-            </w:r>
-            <w:proofErr w:type="gramEnd"/>
-            <w:r>
-              <w:rPr>
-                <w:rFonts w:ascii="Times New Roman" w:eastAsia="Courier New" w:hAnsi="Times New Roman" w:cs="Times New Roman"/>
-                <w:sz w:val="18"/>
-                <w:szCs w:val="18"/>
-              </w:rPr>
-              <w:t>:hover</w:t>
+              <w:t>btn:hover</w:t>
             </w:r>
             <w:proofErr w:type="spellEnd"/>
             <w:r>
@@ -2424,25 +2172,7 @@
                 <w:sz w:val="18"/>
                 <w:szCs w:val="18"/>
               </w:rPr>
-              <w:t xml:space="preserve">    transform: </w:t>
-            </w:r>
-            <w:proofErr w:type="gramStart"/>
-            <w:r>
-              <w:rPr>
-                <w:rFonts w:ascii="Times New Roman" w:eastAsia="Courier New" w:hAnsi="Times New Roman" w:cs="Times New Roman"/>
-                <w:sz w:val="18"/>
-                <w:szCs w:val="18"/>
-              </w:rPr>
-              <w:t>scale(</w:t>
-            </w:r>
-            <w:proofErr w:type="gramEnd"/>
-            <w:r>
-              <w:rPr>
-                <w:rFonts w:ascii="Times New Roman" w:eastAsia="Courier New" w:hAnsi="Times New Roman" w:cs="Times New Roman"/>
-                <w:sz w:val="18"/>
-                <w:szCs w:val="18"/>
-              </w:rPr>
-              <w:t>1.05);</w:t>
+              <w:t xml:space="preserve">    transform: scale(1.05);</w:t>
             </w:r>
           </w:p>
           <w:p>
@@ -2532,25 +2262,7 @@
                 <w:sz w:val="18"/>
                 <w:szCs w:val="18"/>
               </w:rPr>
-              <w:t xml:space="preserve">    from </w:t>
-            </w:r>
-            <w:proofErr w:type="gramStart"/>
-            <w:r>
-              <w:rPr>
-                <w:rFonts w:ascii="Times New Roman" w:eastAsia="Courier New" w:hAnsi="Times New Roman" w:cs="Times New Roman"/>
-                <w:sz w:val="18"/>
-                <w:szCs w:val="18"/>
-              </w:rPr>
-              <w:t>{ opacity</w:t>
-            </w:r>
-            <w:proofErr w:type="gramEnd"/>
-            <w:r>
-              <w:rPr>
-                <w:rFonts w:ascii="Times New Roman" w:eastAsia="Courier New" w:hAnsi="Times New Roman" w:cs="Times New Roman"/>
-                <w:sz w:val="18"/>
-                <w:szCs w:val="18"/>
-              </w:rPr>
-              <w:t xml:space="preserve">: 0; transform: </w:t>
+              <w:t xml:space="preserve">    from { opacity: 0; transform: </w:t>
             </w:r>
             <w:proofErr w:type="spellStart"/>
             <w:r>
@@ -2568,54 +2280,25 @@
                 <w:sz w:val="18"/>
                 <w:szCs w:val="18"/>
               </w:rPr>
-              <w:t>(10px)</w:t>
-            </w:r>
-            <w:proofErr w:type="gramStart"/>
-            <w:r>
-              <w:rPr>
-                <w:rFonts w:ascii="Times New Roman" w:eastAsia="Courier New" w:hAnsi="Times New Roman" w:cs="Times New Roman"/>
-                <w:sz w:val="18"/>
-                <w:szCs w:val="18"/>
-              </w:rPr>
-              <w:t>; }</w:t>
-            </w:r>
-            <w:proofErr w:type="gramEnd"/>
-          </w:p>
-          <w:p>
-            <w:pPr>
-              <w:spacing w:line="252" w:lineRule="auto"/>
-              <w:rPr>
-                <w:rFonts w:ascii="Times New Roman" w:hAnsi="Times New Roman" w:cs="Times New Roman"/>
-              </w:rPr>
-            </w:pPr>
-            <w:r>
-              <w:rPr>
-                <w:rFonts w:ascii="Times New Roman" w:eastAsia="Courier New" w:hAnsi="Times New Roman" w:cs="Times New Roman"/>
-                <w:sz w:val="18"/>
-                <w:szCs w:val="18"/>
-              </w:rPr>
-              <w:t xml:space="preserve">    to</w:t>
-            </w:r>
-            <w:proofErr w:type="gramStart"/>
-            <w:r>
-              <w:rPr>
-                <w:rFonts w:ascii="Times New Roman" w:eastAsia="Courier New" w:hAnsi="Times New Roman" w:cs="Times New Roman"/>
-                <w:sz w:val="18"/>
-                <w:szCs w:val="18"/>
-              </w:rPr>
-              <w:t xml:space="preserve">   {</w:t>
-            </w:r>
-            <w:proofErr w:type="gramEnd"/>
-            <w:r>
-              <w:rPr>
-                <w:rFonts w:ascii="Times New Roman" w:eastAsia="Courier New" w:hAnsi="Times New Roman" w:cs="Times New Roman"/>
-                <w:sz w:val="18"/>
-                <w:szCs w:val="18"/>
-              </w:rPr>
-              <w:t xml:space="preserve"> opacity: 1; transform: </w:t>
+              <w:t>(10px); }</w:t>
+            </w:r>
+          </w:p>
+          <w:p>
+            <w:pPr>
+              <w:spacing w:line="252" w:lineRule="auto"/>
+              <w:rPr>
+                <w:rFonts w:ascii="Times New Roman" w:hAnsi="Times New Roman" w:cs="Times New Roman"/>
+              </w:rPr>
+            </w:pPr>
+            <w:r>
+              <w:rPr>
+                <w:rFonts w:ascii="Times New Roman" w:eastAsia="Courier New" w:hAnsi="Times New Roman" w:cs="Times New Roman"/>
+                <w:sz w:val="18"/>
+                <w:szCs w:val="18"/>
+              </w:rPr>
+              <w:t xml:space="preserve">    to   { opacity: 1; transform: </w:t>
             </w:r>
             <w:proofErr w:type="spellStart"/>
-            <w:proofErr w:type="gramStart"/>
             <w:r>
               <w:rPr>
                 <w:rFonts w:ascii="Times New Roman" w:eastAsia="Courier New" w:hAnsi="Times New Roman" w:cs="Times New Roman"/>
@@ -2631,27 +2314,8 @@
                 <w:sz w:val="18"/>
                 <w:szCs w:val="18"/>
               </w:rPr>
-              <w:t>(</w:t>
-            </w:r>
-            <w:proofErr w:type="gramEnd"/>
-            <w:r>
-              <w:rPr>
-                <w:rFonts w:ascii="Times New Roman" w:eastAsia="Courier New" w:hAnsi="Times New Roman" w:cs="Times New Roman"/>
-                <w:sz w:val="18"/>
-                <w:szCs w:val="18"/>
-              </w:rPr>
-              <w:t>0)</w:t>
-            </w:r>
-            <w:proofErr w:type="gramStart"/>
-            <w:r>
-              <w:rPr>
-                <w:rFonts w:ascii="Times New Roman" w:eastAsia="Courier New" w:hAnsi="Times New Roman" w:cs="Times New Roman"/>
-                <w:sz w:val="18"/>
-                <w:szCs w:val="18"/>
-              </w:rPr>
-              <w:t>; }</w:t>
-            </w:r>
-            <w:proofErr w:type="gramEnd"/>
+              <w:t>(0); }</w:t>
+            </w:r>
           </w:p>
           <w:p>
             <w:pPr>
@@ -2684,23 +2348,13 @@
                 <w:rFonts w:ascii="Times New Roman" w:hAnsi="Times New Roman" w:cs="Times New Roman"/>
               </w:rPr>
             </w:pPr>
-            <w:proofErr w:type="gramStart"/>
-            <w:r>
-              <w:rPr>
-                <w:rFonts w:ascii="Times New Roman" w:eastAsia="Courier New" w:hAnsi="Times New Roman" w:cs="Times New Roman"/>
-                <w:sz w:val="18"/>
-                <w:szCs w:val="18"/>
-              </w:rPr>
-              <w:t>.page</w:t>
-            </w:r>
-            <w:proofErr w:type="gramEnd"/>
-            <w:r>
-              <w:rPr>
-                <w:rFonts w:ascii="Times New Roman" w:eastAsia="Courier New" w:hAnsi="Times New Roman" w:cs="Times New Roman"/>
-                <w:sz w:val="18"/>
-                <w:szCs w:val="18"/>
-              </w:rPr>
-              <w:t>-header {</w:t>
+            <w:r>
+              <w:rPr>
+                <w:rFonts w:ascii="Times New Roman" w:eastAsia="Courier New" w:hAnsi="Times New Roman" w:cs="Times New Roman"/>
+                <w:sz w:val="18"/>
+                <w:szCs w:val="18"/>
+              </w:rPr>
+              <w:t>.page-header {</w:t>
             </w:r>
           </w:p>
           <w:p>
@@ -2878,25 +2532,7 @@
         <w:sz w:val="18"/>
         <w:szCs w:val="18"/>
       </w:rPr>
-      <w:t xml:space="preserve">CET138 Assignment </w:t>
-    </w:r>
-    <w:proofErr w:type="gramStart"/>
-    <w:r>
-      <w:rPr>
-        <w:color w:val="777777"/>
-        <w:sz w:val="18"/>
-        <w:szCs w:val="18"/>
-      </w:rPr>
-      <w:t>1  |</w:t>
-    </w:r>
-    <w:proofErr w:type="gramEnd"/>
-    <w:r>
-      <w:rPr>
-        <w:color w:val="777777"/>
-        <w:sz w:val="18"/>
-        <w:szCs w:val="18"/>
-      </w:rPr>
-      <w:t xml:space="preserve">  Section 03: CSS</w:t>
+      <w:t>CET138 Assignment 1  |  Section 03: CSS</w:t>
     </w:r>
     <w:r>
       <w:rPr>
